--- a/public/labs/pmzi/pz-23/ЛР10_ПМЗІ_Ідентифікація_та_аутентифікація_користувачів.docx
+++ b/public/labs/pmzi/pz-23/ЛР10_ПМЗІ_Ідентифікація_та_аутентифікація_користувачів.docx
@@ -333,6 +333,7 @@
           <w:p>
             <w:pPr>
               <w:pStyle w:val="Compact"/>
+              <w:spacing w:before="0" w:after="0" w:line="240" w:lineRule="auto"/>
             </w:pPr>
             <w:r>
               <w:t xml:space="preserve">Фактор</w:t>
@@ -344,6 +345,7 @@
           <w:p>
             <w:pPr>
               <w:pStyle w:val="Compact"/>
+              <w:spacing w:before="0" w:after="0" w:line="240" w:lineRule="auto"/>
             </w:pPr>
             <w:r>
               <w:t xml:space="preserve">Що це</w:t>
@@ -355,6 +357,7 @@
           <w:p>
             <w:pPr>
               <w:pStyle w:val="Compact"/>
+              <w:spacing w:before="0" w:after="0" w:line="240" w:lineRule="auto"/>
             </w:pPr>
             <w:r>
               <w:t xml:space="preserve">Приклади</w:t>
@@ -368,6 +371,7 @@
           <w:p>
             <w:pPr>
               <w:pStyle w:val="Compact"/>
+              <w:spacing w:before="0" w:after="0" w:line="240" w:lineRule="auto"/>
             </w:pPr>
             <w:r>
               <w:rPr>
@@ -383,6 +387,7 @@
           <w:p>
             <w:pPr>
               <w:pStyle w:val="Compact"/>
+              <w:spacing w:before="0" w:after="0" w:line="240" w:lineRule="auto"/>
             </w:pPr>
             <w:r>
               <w:t xml:space="preserve">Щось, що знає тільки користувач</w:t>
@@ -394,6 +399,7 @@
           <w:p>
             <w:pPr>
               <w:pStyle w:val="Compact"/>
+              <w:spacing w:before="0" w:after="0" w:line="240" w:lineRule="auto"/>
             </w:pPr>
             <w:r>
               <w:t xml:space="preserve">Пароль, PIN, секретне питання</w:t>
@@ -407,6 +413,7 @@
           <w:p>
             <w:pPr>
               <w:pStyle w:val="Compact"/>
+              <w:spacing w:before="0" w:after="0" w:line="240" w:lineRule="auto"/>
             </w:pPr>
             <w:r>
               <w:rPr>
@@ -422,6 +429,7 @@
           <w:p>
             <w:pPr>
               <w:pStyle w:val="Compact"/>
+              <w:spacing w:before="0" w:after="0" w:line="240" w:lineRule="auto"/>
             </w:pPr>
             <w:r>
               <w:t xml:space="preserve">Щось, що має тільки користувач</w:t>
@@ -433,6 +441,7 @@
           <w:p>
             <w:pPr>
               <w:pStyle w:val="Compact"/>
+              <w:spacing w:before="0" w:after="0" w:line="240" w:lineRule="auto"/>
             </w:pPr>
             <w:r>
               <w:t xml:space="preserve">Телефон (SMS, TOTP), смарт-карта</w:t>
@@ -446,6 +455,7 @@
           <w:p>
             <w:pPr>
               <w:pStyle w:val="Compact"/>
+              <w:spacing w:before="0" w:after="0" w:line="240" w:lineRule="auto"/>
             </w:pPr>
             <w:r>
               <w:rPr>
@@ -461,6 +471,7 @@
           <w:p>
             <w:pPr>
               <w:pStyle w:val="Compact"/>
+              <w:spacing w:before="0" w:after="0" w:line="240" w:lineRule="auto"/>
             </w:pPr>
             <w:r>
               <w:t xml:space="preserve">Щось, чим є користувач</w:t>
@@ -472,6 +483,7 @@
           <w:p>
             <w:pPr>
               <w:pStyle w:val="Compact"/>
+              <w:spacing w:before="0" w:after="0" w:line="240" w:lineRule="auto"/>
             </w:pPr>
             <w:r>
               <w:t xml:space="preserve">Відбиток пальця, обличчя, голос</w:t>
@@ -1047,6 +1059,7 @@
           <w:p>
             <w:pPr>
               <w:pStyle w:val="Compact"/>
+              <w:spacing w:before="0" w:after="0" w:line="240" w:lineRule="auto"/>
             </w:pPr>
             <w:r>
               <w:t xml:space="preserve">Атака</w:t>
@@ -1058,6 +1071,7 @@
           <w:p>
             <w:pPr>
               <w:pStyle w:val="Compact"/>
+              <w:spacing w:before="0" w:after="0" w:line="240" w:lineRule="auto"/>
             </w:pPr>
             <w:r>
               <w:t xml:space="preserve">Опис</w:t>
@@ -1069,6 +1083,7 @@
           <w:p>
             <w:pPr>
               <w:pStyle w:val="Compact"/>
+              <w:spacing w:before="0" w:after="0" w:line="240" w:lineRule="auto"/>
             </w:pPr>
             <w:r>
               <w:t xml:space="preserve">Захист</w:t>
@@ -1082,6 +1097,7 @@
           <w:p>
             <w:pPr>
               <w:pStyle w:val="Compact"/>
+              <w:spacing w:before="0" w:after="0" w:line="240" w:lineRule="auto"/>
             </w:pPr>
             <w:r>
               <w:rPr>
@@ -1097,6 +1113,7 @@
           <w:p>
             <w:pPr>
               <w:pStyle w:val="Compact"/>
+              <w:spacing w:before="0" w:after="0" w:line="240" w:lineRule="auto"/>
             </w:pPr>
             <w:r>
               <w:t xml:space="preserve">Перебір всіх комбінацій</w:t>
@@ -1108,6 +1125,7 @@
           <w:p>
             <w:pPr>
               <w:pStyle w:val="Compact"/>
+              <w:spacing w:before="0" w:after="0" w:line="240" w:lineRule="auto"/>
             </w:pPr>
             <w:r>
               <w:t xml:space="preserve">Rate limiting, складні паролі</w:t>
@@ -1121,6 +1139,7 @@
           <w:p>
             <w:pPr>
               <w:pStyle w:val="Compact"/>
+              <w:spacing w:before="0" w:after="0" w:line="240" w:lineRule="auto"/>
             </w:pPr>
             <w:r>
               <w:rPr>
@@ -1136,6 +1155,7 @@
           <w:p>
             <w:pPr>
               <w:pStyle w:val="Compact"/>
+              <w:spacing w:before="0" w:after="0" w:line="240" w:lineRule="auto"/>
             </w:pPr>
             <w:r>
               <w:t xml:space="preserve">Перебір словника</w:t>
@@ -1147,6 +1167,7 @@
           <w:p>
             <w:pPr>
               <w:pStyle w:val="Compact"/>
+              <w:spacing w:before="0" w:after="0" w:line="240" w:lineRule="auto"/>
             </w:pPr>
             <w:r>
               <w:t xml:space="preserve">Нестандартні паролі</w:t>
@@ -1160,6 +1181,7 @@
           <w:p>
             <w:pPr>
               <w:pStyle w:val="Compact"/>
+              <w:spacing w:before="0" w:after="0" w:line="240" w:lineRule="auto"/>
             </w:pPr>
             <w:r>
               <w:rPr>
@@ -1175,6 +1197,7 @@
           <w:p>
             <w:pPr>
               <w:pStyle w:val="Compact"/>
+              <w:spacing w:before="0" w:after="0" w:line="240" w:lineRule="auto"/>
             </w:pPr>
             <w:r>
               <w:t xml:space="preserve">Готові таблиці хеш→пароль</w:t>
@@ -1186,6 +1209,7 @@
           <w:p>
             <w:pPr>
               <w:pStyle w:val="Compact"/>
+              <w:spacing w:before="0" w:after="0" w:line="240" w:lineRule="auto"/>
             </w:pPr>
             <w:r>
               <w:t xml:space="preserve">Сіль</w:t>
@@ -1199,6 +1223,7 @@
           <w:p>
             <w:pPr>
               <w:pStyle w:val="Compact"/>
+              <w:spacing w:before="0" w:after="0" w:line="240" w:lineRule="auto"/>
             </w:pPr>
             <w:r>
               <w:rPr>
@@ -1214,6 +1239,7 @@
           <w:p>
             <w:pPr>
               <w:pStyle w:val="Compact"/>
+              <w:spacing w:before="0" w:after="0" w:line="240" w:lineRule="auto"/>
             </w:pPr>
             <w:r>
               <w:t xml:space="preserve">Аналіз часу порівняння</w:t>
@@ -1225,6 +1251,7 @@
           <w:p>
             <w:pPr>
               <w:pStyle w:val="Compact"/>
+              <w:spacing w:before="0" w:after="0" w:line="240" w:lineRule="auto"/>
             </w:pPr>
             <w:r>
               <w:t xml:space="preserve">Constant-time порівняння</w:t>
@@ -1238,6 +1265,7 @@
           <w:p>
             <w:pPr>
               <w:pStyle w:val="Compact"/>
+              <w:spacing w:before="0" w:after="0" w:line="240" w:lineRule="auto"/>
             </w:pPr>
             <w:r>
               <w:rPr>
@@ -1253,6 +1281,7 @@
           <w:p>
             <w:pPr>
               <w:pStyle w:val="Compact"/>
+              <w:spacing w:before="0" w:after="0" w:line="240" w:lineRule="auto"/>
             </w:pPr>
             <w:r>
               <w:t xml:space="preserve">Використання витоків</w:t>
@@ -1264,6 +1293,7 @@
           <w:p>
             <w:pPr>
               <w:pStyle w:val="Compact"/>
+              <w:spacing w:before="0" w:after="0" w:line="240" w:lineRule="auto"/>
             </w:pPr>
             <w:r>
               <w:t xml:space="preserve">MFA, унікальні паролі</w:t>
@@ -6406,6 +6436,7 @@
           <w:p>
             <w:pPr>
               <w:pStyle w:val="Compact"/>
+              <w:spacing w:before="0" w:after="0" w:line="240" w:lineRule="auto"/>
             </w:pPr>
             <w:r>
               <w:t xml:space="preserve">№</w:t>
@@ -6417,6 +6448,7 @@
           <w:p>
             <w:pPr>
               <w:pStyle w:val="Compact"/>
+              <w:spacing w:before="0" w:after="0" w:line="240" w:lineRule="auto"/>
             </w:pPr>
             <w:r>
               <w:t xml:space="preserve">Завдання</w:t>
@@ -6430,6 +6462,7 @@
           <w:p>
             <w:pPr>
               <w:pStyle w:val="Compact"/>
+              <w:spacing w:before="0" w:after="0" w:line="240" w:lineRule="auto"/>
             </w:pPr>
             <w:r>
               <w:t xml:space="preserve">1</w:t>
@@ -6441,6 +6474,7 @@
           <w:p>
             <w:pPr>
               <w:pStyle w:val="Compact"/>
+              <w:spacing w:before="0" w:after="0" w:line="240" w:lineRule="auto"/>
             </w:pPr>
             <w:r>
               <w:t xml:space="preserve">Реалізувати перевірку складності пароля (довжина, цифри, спецсимволи).</w:t>
@@ -6454,6 +6488,7 @@
           <w:p>
             <w:pPr>
               <w:pStyle w:val="Compact"/>
+              <w:spacing w:before="0" w:after="0" w:line="240" w:lineRule="auto"/>
             </w:pPr>
             <w:r>
               <w:t xml:space="preserve">2</w:t>
@@ -6465,6 +6500,7 @@
           <w:p>
             <w:pPr>
               <w:pStyle w:val="Compact"/>
+              <w:spacing w:before="0" w:after="0" w:line="240" w:lineRule="auto"/>
             </w:pPr>
             <w:r>
               <w:t xml:space="preserve">Порівняти час хешування SHA-256 vs PBKDF2 з різною кількістю ітерацій.</w:t>
@@ -6478,6 +6514,7 @@
           <w:p>
             <w:pPr>
               <w:pStyle w:val="Compact"/>
+              <w:spacing w:before="0" w:after="0" w:line="240" w:lineRule="auto"/>
             </w:pPr>
             <w:r>
               <w:t xml:space="preserve">3</w:t>
@@ -6489,6 +6526,7 @@
           <w:p>
             <w:pPr>
               <w:pStyle w:val="Compact"/>
+              <w:spacing w:before="0" w:after="0" w:line="240" w:lineRule="auto"/>
             </w:pPr>
             <w:r>
               <w:t xml:space="preserve">Реалізувати блокування облікового запису після 5 невдалих спроб.</w:t>
@@ -6502,6 +6540,7 @@
           <w:p>
             <w:pPr>
               <w:pStyle w:val="Compact"/>
+              <w:spacing w:before="0" w:after="0" w:line="240" w:lineRule="auto"/>
             </w:pPr>
             <w:r>
               <w:t xml:space="preserve">4</w:t>
@@ -6513,6 +6552,7 @@
           <w:p>
             <w:pPr>
               <w:pStyle w:val="Compact"/>
+              <w:spacing w:before="0" w:after="0" w:line="240" w:lineRule="auto"/>
             </w:pPr>
             <w:r>
               <w:t xml:space="preserve">Додати до challenge-response timestamp для захисту від затримки.</w:t>
@@ -6526,6 +6566,7 @@
           <w:p>
             <w:pPr>
               <w:pStyle w:val="Compact"/>
+              <w:spacing w:before="0" w:after="0" w:line="240" w:lineRule="auto"/>
             </w:pPr>
             <w:r>
               <w:t xml:space="preserve">5</w:t>
@@ -6537,6 +6578,7 @@
           <w:p>
             <w:pPr>
               <w:pStyle w:val="Compact"/>
+              <w:spacing w:before="0" w:after="0" w:line="240" w:lineRule="auto"/>
             </w:pPr>
             <w:r>
               <w:t xml:space="preserve">Реалізувати HOTP (counter-based) замість TOTP.</w:t>
@@ -6550,6 +6592,7 @@
           <w:p>
             <w:pPr>
               <w:pStyle w:val="Compact"/>
+              <w:spacing w:before="0" w:after="0" w:line="240" w:lineRule="auto"/>
             </w:pPr>
             <w:r>
               <w:t xml:space="preserve">6</w:t>
@@ -6561,6 +6604,7 @@
           <w:p>
             <w:pPr>
               <w:pStyle w:val="Compact"/>
+              <w:spacing w:before="0" w:after="0" w:line="240" w:lineRule="auto"/>
             </w:pPr>
             <w:r>
               <w:t xml:space="preserve">Додати можливість відновлення пароля через секретне питання.</w:t>
@@ -6574,6 +6618,7 @@
           <w:p>
             <w:pPr>
               <w:pStyle w:val="Compact"/>
+              <w:spacing w:before="0" w:after="0" w:line="240" w:lineRule="auto"/>
             </w:pPr>
             <w:r>
               <w:t xml:space="preserve">7</w:t>
@@ -6585,6 +6630,7 @@
           <w:p>
             <w:pPr>
               <w:pStyle w:val="Compact"/>
+              <w:spacing w:before="0" w:after="0" w:line="240" w:lineRule="auto"/>
             </w:pPr>
             <w:r>
               <w:t xml:space="preserve">Реалізувати вхід через одноразове посилання (magic link).</w:t>
@@ -6598,6 +6644,7 @@
           <w:p>
             <w:pPr>
               <w:pStyle w:val="Compact"/>
+              <w:spacing w:before="0" w:after="0" w:line="240" w:lineRule="auto"/>
             </w:pPr>
             <w:r>
               <w:t xml:space="preserve">8</w:t>
@@ -6609,6 +6656,7 @@
           <w:p>
             <w:pPr>
               <w:pStyle w:val="Compact"/>
+              <w:spacing w:before="0" w:after="0" w:line="240" w:lineRule="auto"/>
             </w:pPr>
             <w:r>
               <w:t xml:space="preserve">Порівняти SHA-256 та bcrypt для хешування паролів.</w:t>
@@ -6622,6 +6670,7 @@
           <w:p>
             <w:pPr>
               <w:pStyle w:val="Compact"/>
+              <w:spacing w:before="0" w:after="0" w:line="240" w:lineRule="auto"/>
             </w:pPr>
             <w:r>
               <w:t xml:space="preserve">9</w:t>
@@ -6633,6 +6682,7 @@
           <w:p>
             <w:pPr>
               <w:pStyle w:val="Compact"/>
+              <w:spacing w:before="0" w:after="0" w:line="240" w:lineRule="auto"/>
             </w:pPr>
             <w:r>
               <w:t xml:space="preserve">Реалізувати перевірку пароля за словником (dictionary check).</w:t>
@@ -6646,6 +6696,7 @@
           <w:p>
             <w:pPr>
               <w:pStyle w:val="Compact"/>
+              <w:spacing w:before="0" w:after="0" w:line="240" w:lineRule="auto"/>
             </w:pPr>
             <w:r>
               <w:t xml:space="preserve">10</w:t>
@@ -6657,6 +6708,7 @@
           <w:p>
             <w:pPr>
               <w:pStyle w:val="Compact"/>
+              <w:spacing w:before="0" w:after="0" w:line="240" w:lineRule="auto"/>
             </w:pPr>
             <w:r>
               <w:t xml:space="preserve">Додати сесійний токен після успішної аутентифікації.</w:t>
@@ -6670,6 +6722,7 @@
           <w:p>
             <w:pPr>
               <w:pStyle w:val="Compact"/>
+              <w:spacing w:before="0" w:after="0" w:line="240" w:lineRule="auto"/>
             </w:pPr>
             <w:r>
               <w:t xml:space="preserve">11</w:t>
@@ -6681,21 +6734,10 @@
           <w:p>
             <w:pPr>
               <w:pStyle w:val="Compact"/>
-            </w:pPr>
-            <w:r>
-              <w:t xml:space="preserve">Реалізувати</w:t>
-            </w:r>
-            <w:r>
-              <w:t xml:space="preserve"> </w:t>
-            </w:r>
-            <w:r>
-              <w:t xml:space="preserve">“запам’ятати мене”</w:t>
-            </w:r>
-            <w:r>
-              <w:t xml:space="preserve"> </w:t>
-            </w:r>
-            <w:r>
-              <w:t xml:space="preserve">з безпечним токеном.</w:t>
+              <w:spacing w:before="0" w:after="0" w:line="240" w:lineRule="auto"/>
+            </w:pPr>
+            <w:r>
+              <w:t xml:space="preserve">Реалізувати «запам’ятати мене» з безпечним токеном.</w:t>
             </w:r>
           </w:p>
         </w:tc>
@@ -6706,6 +6748,7 @@
           <w:p>
             <w:pPr>
               <w:pStyle w:val="Compact"/>
+              <w:spacing w:before="0" w:after="0" w:line="240" w:lineRule="auto"/>
             </w:pPr>
             <w:r>
               <w:t xml:space="preserve">12</w:t>
@@ -6717,6 +6760,7 @@
           <w:p>
             <w:pPr>
               <w:pStyle w:val="Compact"/>
+              <w:spacing w:before="0" w:after="0" w:line="240" w:lineRule="auto"/>
             </w:pPr>
             <w:r>
               <w:t xml:space="preserve">Додати логування всіх спроб входу (успішних і невдалих).</w:t>
@@ -6730,6 +6774,7 @@
           <w:p>
             <w:pPr>
               <w:pStyle w:val="Compact"/>
+              <w:spacing w:before="0" w:after="0" w:line="240" w:lineRule="auto"/>
             </w:pPr>
             <w:r>
               <w:t xml:space="preserve">13</w:t>
@@ -6741,6 +6786,7 @@
           <w:p>
             <w:pPr>
               <w:pStyle w:val="Compact"/>
+              <w:spacing w:before="0" w:after="0" w:line="240" w:lineRule="auto"/>
             </w:pPr>
             <w:r>
               <w:t xml:space="preserve">Реалізувати зміну пароля з перевіркою старого.</w:t>
@@ -6754,6 +6800,7 @@
           <w:p>
             <w:pPr>
               <w:pStyle w:val="Compact"/>
+              <w:spacing w:before="0" w:after="0" w:line="240" w:lineRule="auto"/>
             </w:pPr>
             <w:r>
               <w:t xml:space="preserve">14</w:t>
@@ -6765,6 +6812,7 @@
           <w:p>
             <w:pPr>
               <w:pStyle w:val="Compact"/>
+              <w:spacing w:before="0" w:after="0" w:line="240" w:lineRule="auto"/>
             </w:pPr>
             <w:r>
               <w:t xml:space="preserve">Додати геолокаційну перевірку (IP → країна) при вході.</w:t>
@@ -6778,6 +6826,7 @@
           <w:p>
             <w:pPr>
               <w:pStyle w:val="Compact"/>
+              <w:spacing w:before="0" w:after="0" w:line="240" w:lineRule="auto"/>
             </w:pPr>
             <w:r>
               <w:t xml:space="preserve">15</w:t>
@@ -6789,6 +6838,7 @@
           <w:p>
             <w:pPr>
               <w:pStyle w:val="Compact"/>
+              <w:spacing w:before="0" w:after="0" w:line="240" w:lineRule="auto"/>
             </w:pPr>
             <w:r>
               <w:t xml:space="preserve">Реалізувати backup codes для 2FA (як у Google).</w:t>
@@ -6802,6 +6852,7 @@
           <w:p>
             <w:pPr>
               <w:pStyle w:val="Compact"/>
+              <w:spacing w:before="0" w:after="0" w:line="240" w:lineRule="auto"/>
             </w:pPr>
             <w:r>
               <w:t xml:space="preserve">16</w:t>
@@ -6813,6 +6864,7 @@
           <w:p>
             <w:pPr>
               <w:pStyle w:val="Compact"/>
+              <w:spacing w:before="0" w:after="0" w:line="240" w:lineRule="auto"/>
             </w:pPr>
             <w:r>
               <w:t xml:space="preserve">Порівняти час атаки brute force для паролів різної довжини.</w:t>
@@ -6826,6 +6878,7 @@
           <w:p>
             <w:pPr>
               <w:pStyle w:val="Compact"/>
+              <w:spacing w:before="0" w:after="0" w:line="240" w:lineRule="auto"/>
             </w:pPr>
             <w:r>
               <w:t xml:space="preserve">17</w:t>
@@ -6837,6 +6890,7 @@
           <w:p>
             <w:pPr>
               <w:pStyle w:val="Compact"/>
+              <w:spacing w:before="0" w:after="0" w:line="240" w:lineRule="auto"/>
             </w:pPr>
             <w:r>
               <w:t xml:space="preserve">Реалізувати автоматичний logout після N хвилин неактивності.</w:t>
@@ -6850,6 +6904,7 @@
           <w:p>
             <w:pPr>
               <w:pStyle w:val="Compact"/>
+              <w:spacing w:before="0" w:after="0" w:line="240" w:lineRule="auto"/>
             </w:pPr>
             <w:r>
               <w:t xml:space="preserve">18</w:t>
@@ -6861,6 +6916,7 @@
           <w:p>
             <w:pPr>
               <w:pStyle w:val="Compact"/>
+              <w:spacing w:before="0" w:after="0" w:line="240" w:lineRule="auto"/>
             </w:pPr>
             <w:r>
               <w:t xml:space="preserve">Додати сповіщення на email при вході з нового пристрою.</w:t>
@@ -6874,6 +6930,7 @@
           <w:p>
             <w:pPr>
               <w:pStyle w:val="Compact"/>
+              <w:spacing w:before="0" w:after="0" w:line="240" w:lineRule="auto"/>
             </w:pPr>
             <w:r>
               <w:t xml:space="preserve">19</w:t>
@@ -6885,6 +6942,7 @@
           <w:p>
             <w:pPr>
               <w:pStyle w:val="Compact"/>
+              <w:spacing w:before="0" w:after="0" w:line="240" w:lineRule="auto"/>
             </w:pPr>
             <w:r>
               <w:t xml:space="preserve">Реалізувати passwordless вхід (тільки TOTP без пароля).</w:t>
@@ -6898,6 +6956,7 @@
           <w:p>
             <w:pPr>
               <w:pStyle w:val="Compact"/>
+              <w:spacing w:before="0" w:after="0" w:line="240" w:lineRule="auto"/>
             </w:pPr>
             <w:r>
               <w:t xml:space="preserve">20</w:t>
@@ -6909,6 +6968,7 @@
           <w:p>
             <w:pPr>
               <w:pStyle w:val="Compact"/>
+              <w:spacing w:before="0" w:after="0" w:line="240" w:lineRule="auto"/>
             </w:pPr>
             <w:r>
               <w:t xml:space="preserve">Інтегрувати з WebAuthn/FIDO2 (теоретичний опис + псевдокод).</w:t>
@@ -7266,7 +7326,7 @@
     <w:multiLevelType w:val="multilevel"/>
     <w:lvl w:ilvl="0">
       <w:numFmt w:val="bullet"/>
-      <w:lvlText w:val="–"/>
+      <w:lvlText w:val=" "/>
       <w:lvlJc w:val="left"/>
       <w:pPr>
         <w:ind w:left="1134" w:hanging="425"/>
@@ -7274,7 +7334,7 @@
     </w:lvl>
     <w:lvl w:ilvl="1">
       <w:numFmt w:val="bullet"/>
-      <w:lvlText w:val="–"/>
+      <w:lvlText w:val=" "/>
       <w:lvlJc w:val="left"/>
       <w:pPr>
         <w:ind w:left="1701" w:hanging="425"/>
@@ -7282,7 +7342,7 @@
     </w:lvl>
     <w:lvl w:ilvl="2">
       <w:numFmt w:val="bullet"/>
-      <w:lvlText w:val="–"/>
+      <w:lvlText w:val=" "/>
       <w:lvlJc w:val="left"/>
       <w:pPr>
         <w:ind w:left="2268" w:hanging="425"/>
@@ -7290,7 +7350,7 @@
     </w:lvl>
     <w:lvl w:ilvl="3">
       <w:numFmt w:val="bullet"/>
-      <w:lvlText w:val="–"/>
+      <w:lvlText w:val=" "/>
       <w:lvlJc w:val="left"/>
       <w:pPr>
         <w:ind w:left="2835" w:hanging="425"/>
@@ -7298,7 +7358,7 @@
     </w:lvl>
     <w:lvl w:ilvl="4">
       <w:numFmt w:val="bullet"/>
-      <w:lvlText w:val="–"/>
+      <w:lvlText w:val=" "/>
       <w:lvlJc w:val="left"/>
       <w:pPr>
         <w:ind w:left="3402" w:hanging="425"/>
@@ -7306,7 +7366,7 @@
     </w:lvl>
     <w:lvl w:ilvl="5">
       <w:numFmt w:val="bullet"/>
-      <w:lvlText w:val="–"/>
+      <w:lvlText w:val=" "/>
       <w:lvlJc w:val="left"/>
       <w:pPr>
         <w:ind w:left="3969" w:hanging="425"/>
@@ -7314,7 +7374,7 @@
     </w:lvl>
     <w:lvl w:ilvl="6">
       <w:numFmt w:val="bullet"/>
-      <w:lvlText w:val="–"/>
+      <w:lvlText w:val=" "/>
       <w:lvlJc w:val="left"/>
       <w:pPr>
         <w:ind w:left="4536" w:hanging="425"/>
@@ -7322,7 +7382,7 @@
     </w:lvl>
     <w:lvl w:ilvl="7">
       <w:numFmt w:val="bullet"/>
-      <w:lvlText w:val="–"/>
+      <w:lvlText w:val=" "/>
       <w:lvlJc w:val="left"/>
       <w:pPr>
         <w:ind w:left="5103" w:hanging="425"/>
@@ -7330,7 +7390,7 @@
     </w:lvl>
     <w:lvl w:ilvl="8">
       <w:numFmt w:val="bullet"/>
-      <w:lvlText w:val="–"/>
+      <w:lvlText w:val=" "/>
       <w:lvlJc w:val="left"/>
       <w:pPr>
         <w:ind w:left="5670" w:hanging="425"/>
@@ -8363,6 +8423,31 @@
       </w:tblCellMar>
     </w:tblPr>
   </w:style>
+  <w:style w:customStyle="1" w:styleId="Conclusion" w:type="paragraph">
+    <w:name w:val="Conclusion"/>
+    <w:basedOn w:val="BodyText"/>
+    <w:next w:val="BodyText"/>
+    <w:qFormat/>
+    <w:pPr>
+      <w:keepNext/>
+      <w:spacing w:after="0" w:before="240" w:line="312" w:lineRule="auto"/>
+    </w:pPr>
+  </w:style>
+  <w:style w:styleId="Header" w:type="paragraph">
+    <w:name w:val="header"/>
+    <w:basedOn w:val="Normal"/>
+    <w:qFormat/>
+    <w:pPr>
+      <w:spacing w:after="0" w:before="0" w:line="240" w:lineRule="auto"/>
+      <w:ind w:firstLine="0"/>
+      <w:jc w:val="right"/>
+    </w:pPr>
+    <w:rPr>
+      <w:rFonts w:ascii="Times New Roman" w:cs="Times New Roman" w:eastAsia="Times New Roman" w:hAnsi="Times New Roman"/>
+      <w:sz w:val="28"/>
+      <w:szCs w:val="28"/>
+    </w:rPr>
+  </w:style>
   <w:style w:type="paragraph" w:customStyle="1" w:styleId="TableCaption">
     <w:name w:val="TableCaption"/>
     <w:basedOn w:val="BodyText"/>
